--- a/project/documents/reportletters/RequestExamDue.docx
+++ b/project/documents/reportletters/RequestExamDue.docx
@@ -4,53 +4,108 @@
   <w:body>
     <w:p>
       <w:pPr>
-        <w:spacing w:after="0" w:line="240" w:lineRule="auto"/>
-      </w:pPr>
-      <w:r>
-        <w:t>SCHWEGMAN, LUNDBERG &amp; WOESSNER, P.A.</w:t>
-      </w:r>
-    </w:p>
-    <w:p>
-      <w:pPr>
-        <w:spacing w:after="0" w:line="240" w:lineRule="auto"/>
-      </w:pPr>
-    </w:p>
-    <w:p>
-      <w:pPr>
-        <w:spacing w:after="0" w:line="240" w:lineRule="auto"/>
-      </w:pPr>
-      <w:r>
-        <w:t>&lt;&lt;This.WAName&gt;&gt; &lt;&lt;This.WAPhone&gt;&gt;</w:t>
-      </w:r>
-    </w:p>
-    <w:p>
-      <w:pPr>
-        <w:spacing w:after="0" w:line="240" w:lineRule="auto"/>
-      </w:pPr>
-      <w:r>
-        <w:t>&lt;&lt;This.WAEmail&gt;&gt;</w:t>
-      </w:r>
-    </w:p>
-    <w:p>
-      <w:pPr>
-        <w:spacing w:after="0" w:line="240" w:lineRule="auto"/>
-      </w:pPr>
-    </w:p>
-    <w:p>
-      <w:pPr>
-        <w:spacing w:after="0" w:line="240" w:lineRule="auto"/>
-      </w:pPr>
-      <w:r>
-        <w:t>&lt;&lt;This.paraName&gt;&gt; &lt;&lt;This.paraPhone&gt;&gt;</w:t>
-      </w:r>
-    </w:p>
-    <w:p>
-      <w:pPr>
-        <w:spacing w:after="0" w:line="240" w:lineRule="auto"/>
-      </w:pPr>
-      <w:r>
-        <w:t>&lt;&lt;This.paraEmail&gt;&gt;</w:t>
-      </w:r>
+        <w:pStyle w:val="NormalWeb"/>
+        <w:spacing w:before="0" w:beforeAutospacing="0" w:after="0" w:afterAutospacing="0"/>
+      </w:pPr>
+      <w:r>
+        <w:t xml:space="preserve">Subject line: &lt;&lt;orgName&gt;&gt;: &lt;&lt;clientRefNo&gt;&gt; / SLW Ref: &lt;&lt;matterNo&gt;&gt; / </w:t>
+      </w:r>
+      <w:r>
+        <w:t>SLW</w:t>
+      </w:r>
+      <w:r>
+        <w:t xml:space="preserve"> Report Out: </w:t>
+      </w:r>
+      <w:r>
+        <w:t>Notice to Request Exam</w:t>
+      </w:r>
+    </w:p>
+    <w:p>
+      <w:pPr>
+        <w:pStyle w:val="NormalWeb"/>
+        <w:spacing w:before="0" w:beforeAutospacing="0" w:after="0" w:afterAutospacing="0"/>
+      </w:pPr>
+    </w:p>
+    <w:p>
+      <w:pPr>
+        <w:pStyle w:val="NormalWeb"/>
+        <w:spacing w:before="0" w:beforeAutospacing="0" w:after="0" w:afterAutospacing="0"/>
+      </w:pPr>
+    </w:p>
+    <w:p>
+      <w:pPr>
+        <w:pStyle w:val="NormalWeb"/>
+        <w:spacing w:before="0" w:beforeAutospacing="0" w:after="0" w:afterAutospacing="0"/>
+      </w:pPr>
+    </w:p>
+    <w:p>
+      <w:pPr>
+        <w:pStyle w:val="NormalWeb"/>
+        <w:spacing w:before="0" w:beforeAutospacing="0" w:after="0" w:afterAutospacing="0"/>
+      </w:pPr>
+      <w:r>
+        <w:t>Body:</w:t>
+      </w:r>
+    </w:p>
+    <w:p>
+      <w:pPr>
+        <w:pStyle w:val="NormalWeb"/>
+        <w:spacing w:before="0" w:beforeAutospacing="0" w:after="0" w:afterAutospacing="0"/>
+      </w:pPr>
+    </w:p>
+    <w:p>
+      <w:pPr>
+        <w:pStyle w:val="NormalWeb"/>
+        <w:spacing w:before="0" w:beforeAutospacing="0" w:after="0" w:afterAutospacing="0"/>
+      </w:pPr>
+      <w:r>
+        <w:t>Schwegman Lundberg &amp; Woessner, P.A.</w:t>
+      </w:r>
+    </w:p>
+    <w:p>
+      <w:pPr>
+        <w:pStyle w:val="NormalWeb"/>
+        <w:spacing w:before="0" w:beforeAutospacing="0" w:after="0" w:afterAutospacing="0"/>
+      </w:pPr>
+    </w:p>
+    <w:p>
+      <w:pPr>
+        <w:pStyle w:val="NormalWeb"/>
+        <w:spacing w:before="0" w:beforeAutospacing="0" w:after="0" w:afterAutospacing="0"/>
+      </w:pPr>
+      <w:r>
+        <w:t>&lt;&lt;This.WAName&gt;&gt; &lt;&lt;This.WAPhone&gt;</w:t>
+      </w:r>
+      <w:proofErr w:type="gramStart"/>
+      <w:r>
+        <w:t>&gt;  &lt;&lt;This.WAEmail</w:t>
+      </w:r>
+      <w:proofErr w:type="gramEnd"/>
+      <w:r>
+        <w:t>&gt;&gt;</w:t>
+      </w:r>
+    </w:p>
+    <w:p>
+      <w:pPr>
+        <w:pStyle w:val="NormalWeb"/>
+        <w:spacing w:before="0" w:beforeAutospacing="0" w:after="0" w:afterAutospacing="0"/>
+      </w:pPr>
+      <w:r>
+        <w:t>&lt;&lt;This.paraName&gt;&gt; &lt;&lt;This.paraPhone&gt;</w:t>
+      </w:r>
+      <w:proofErr w:type="gramStart"/>
+      <w:r>
+        <w:t>&gt;  &lt;&lt;This.paraEmail</w:t>
+      </w:r>
+      <w:proofErr w:type="gramEnd"/>
+      <w:r>
+        <w:t>&gt;&gt;</w:t>
+      </w:r>
+    </w:p>
+    <w:p>
+      <w:pPr>
+        <w:spacing w:after="0" w:line="240" w:lineRule="auto"/>
+      </w:pPr>
     </w:p>
     <w:p>
       <w:pPr>
@@ -71,13 +126,7 @@
       </w:pPr>
       <w:r>
         <w:tab/>
-        <w:t>&lt;&lt;</w:t>
-      </w:r>
-      <w:r>
-        <w:t>THIS.</w:t>
-      </w:r>
-      <w:r>
-        <w:t>matterCountryName&gt;&gt; Application No. &lt;&lt;This.serialNo&gt;&gt;</w:t>
+        <w:t>&lt;&lt;matterCountryName&gt;&gt; Application No. &lt;&lt;This.serialNo&gt;&gt;</w:t>
       </w:r>
     </w:p>
     <w:p>
@@ -258,45 +307,6 @@
       </w:pPr>
       <w:r>
         <w:t>ADDITIONAL NOTES:  Please refer to the associate's letter for more details regarding this matter.  If you have any questions or comments, please contact &lt;&lt;This.WAName&gt;&gt; at &lt;&lt;This.WAPhone&gt;&gt; or &lt;&lt;This.paraName&gt;&gt; at &lt;&lt;This.paraPhone&gt;&gt;.</w:t>
-      </w:r>
-    </w:p>
-    <w:p>
-      <w:pPr>
-        <w:spacing w:after="0" w:line="240" w:lineRule="auto"/>
-      </w:pPr>
-    </w:p>
-    <w:p>
-      <w:pPr>
-        <w:spacing w:after="0" w:line="240" w:lineRule="auto"/>
-      </w:pPr>
-      <w:r>
-        <w:t>Reported By:</w:t>
-      </w:r>
-    </w:p>
-    <w:p>
-      <w:pPr>
-        <w:spacing w:after="0" w:line="240" w:lineRule="auto"/>
-      </w:pPr>
-    </w:p>
-    <w:p>
-      <w:pPr>
-        <w:spacing w:after="0" w:line="240" w:lineRule="auto"/>
-      </w:pPr>
-      <w:r>
-        <w:t>&lt;&lt;This.cmgName&gt;&gt;</w:t>
-      </w:r>
-    </w:p>
-    <w:p>
-      <w:pPr>
-        <w:spacing w:after="0" w:line="240" w:lineRule="auto"/>
-      </w:pPr>
-    </w:p>
-    <w:p>
-      <w:pPr>
-        <w:spacing w:after="0" w:line="240" w:lineRule="auto"/>
-      </w:pPr>
-      <w:r>
-        <w:t>Attachment</w:t>
       </w:r>
     </w:p>
     <w:p>
@@ -740,6 +750,20 @@
     <w:semiHidden/>
     <w:unhideWhenUsed/>
   </w:style>
+  <w:style w:type="paragraph" w:styleId="NormalWeb">
+    <w:name w:val="Normal (Web)"/>
+    <w:basedOn w:val="Normal"/>
+    <w:uiPriority w:val="99"/>
+    <w:semiHidden/>
+    <w:unhideWhenUsed/>
+    <w:rsid w:val="00AD6789"/>
+    <w:pPr>
+      <w:spacing w:before="100" w:beforeAutospacing="1" w:after="100" w:afterAutospacing="1" w:line="240" w:lineRule="auto"/>
+    </w:pPr>
+    <w:rPr>
+      <w:rFonts w:ascii="Calibri" w:hAnsi="Calibri" w:cs="Calibri"/>
+    </w:rPr>
+  </w:style>
 </w:styles>
 </file>
 
